--- a/מסמך אפיון מערכת לניהול קריאות חירום ומתנדבים (שוחזר אוטומטית).docx
+++ b/מסמך אפיון מערכת לניהול קריאות חירום ומתנדבים (שוחזר אוטומטית).docx
@@ -148,7 +148,7 @@
         <w:rPr>
           <w:rtl/>
         </w:rPr>
-        <w:t>: אפשרות לפתוח, לעדכן, ולסגור קריאות חירום עם פרטים כמו מיקום, תיאור, דחיפות, ותמונה.</w:t>
+        <w:t>: אפשרות לפתוח קריאות חירום עם פרטים כמו מיקום, תיאור, דחיפות, ותמונה.</w:t>
       </w:r>
     </w:p>
     <w:p>
@@ -385,7 +385,20 @@
         <w:rPr>
           <w:rtl/>
         </w:rPr>
-        <w:t xml:space="preserve">: מוקדן יכול לפתוח קריאה חדשה עם פרטים כמו מיקום (קואורדינטות </w:t>
+        <w:t xml:space="preserve">: </w:t>
+      </w:r>
+      <w:r>
+        <w:rPr>
+          <w:rFonts w:hint="cs"/>
+          <w:rtl/>
+        </w:rPr>
+        <w:t xml:space="preserve">משתמש </w:t>
+      </w:r>
+      <w:r>
+        <w:rPr>
+          <w:rtl/>
+        </w:rPr>
+        <w:t xml:space="preserve"> יכול לפתוח קריאה חדשה עם פרטים כמו מיקום (קואורדינטות </w:t>
       </w:r>
       <w:r>
         <w:t>X,Y</w:t>
@@ -879,7 +892,7 @@
         <w:rPr>
           <w:rtl/>
         </w:rPr>
-        <w:t>: עדכון, מחיקה, וצפייה במשתמשים.</w:t>
+        <w:t>: עדכון, מחיקה,.</w:t>
       </w:r>
     </w:p>
     <w:p>
@@ -1728,9 +1741,16 @@
       </w:pPr>
       <w:r>
         <w:rPr>
-          <w:rtl/>
-        </w:rPr>
-        <w:t>מוקדן פותח קריאה חדשה עם מיקום, תיאור, תמונה, ודחיפות באמצעות </w:t>
+          <w:rFonts w:hint="cs"/>
+          <w:rtl/>
+        </w:rPr>
+        <w:t xml:space="preserve">משתמש </w:t>
+      </w:r>
+      <w:r>
+        <w:rPr>
+          <w:rtl/>
+        </w:rPr>
+        <w:t xml:space="preserve"> פותח קריאה חדשה עם מיקום, תיאור, תמונה, ודחיפות באמצעות </w:t>
       </w:r>
       <w:r>
         <w:t>CallService.AddCallAsync</w:t>
@@ -2057,9 +2077,16 @@
       </w:pPr>
       <w:r>
         <w:rPr>
-          <w:rtl/>
-        </w:rPr>
-        <w:t>מתנדב יכול לחפש הדרכות עזרה ראשונה דרך </w:t>
+          <w:rFonts w:hint="cs"/>
+          <w:rtl/>
+        </w:rPr>
+        <w:t xml:space="preserve">משתמש </w:t>
+      </w:r>
+      <w:r>
+        <w:rPr>
+          <w:rtl/>
+        </w:rPr>
+        <w:t xml:space="preserve"> יכול לחפש הדרכות עזרה ראשונה דרך </w:t>
       </w:r>
       <w:r>
         <w:t>FirstAidGuideService</w:t>
@@ -2424,6 +2451,20 @@
     </w:p>
     <w:p>
       <w:pPr>
+        <w:ind w:left="720"/>
+        <w:rPr>
+          <w:rtl/>
+        </w:rPr>
+      </w:pPr>
+      <w:r>
+        <w:rPr>
+          <w:rtl/>
+        </w:rPr>
+        <w:t>.</w:t>
+      </w:r>
+    </w:p>
+    <w:p>
+      <w:pPr>
         <w:numPr>
           <w:ilvl w:val="0"/>
           <w:numId w:val="13"/>
@@ -2438,31 +2479,6 @@
           <w:bCs/>
           <w:rtl/>
         </w:rPr>
-        <w:t>חישוב מרחק מתקדם</w:t>
-      </w:r>
-      <w:r>
-        <w:rPr>
-          <w:rtl/>
-        </w:rPr>
-        <w:t>: שימוש בנוסחה מדויקת יותר לחישוב מרחקים.</w:t>
-      </w:r>
-    </w:p>
-    <w:p>
-      <w:pPr>
-        <w:numPr>
-          <w:ilvl w:val="0"/>
-          <w:numId w:val="13"/>
-        </w:numPr>
-        <w:rPr>
-          <w:rtl/>
-        </w:rPr>
-      </w:pPr>
-      <w:r>
-        <w:rPr>
-          <w:b/>
-          <w:bCs/>
-          <w:rtl/>
-        </w:rPr>
         <w:t>התראות בזמן אמת</w:t>
       </w:r>
       <w:r>
@@ -2479,40 +2495,6 @@
           <w:rtl/>
         </w:rPr>
         <w:t>.</w:t>
-      </w:r>
-    </w:p>
-    <w:p>
-      <w:pPr>
-        <w:numPr>
-          <w:ilvl w:val="0"/>
-          <w:numId w:val="13"/>
-        </w:numPr>
-        <w:rPr>
-          <w:rtl/>
-        </w:rPr>
-      </w:pPr>
-      <w:r>
-        <w:rPr>
-          <w:b/>
-          <w:bCs/>
-          <w:rtl/>
-        </w:rPr>
-        <w:t>מפות</w:t>
-      </w:r>
-      <w:r>
-        <w:rPr>
-          <w:rtl/>
-        </w:rPr>
-        <w:t xml:space="preserve">: שילוב מפות (כמו </w:t>
-      </w:r>
-      <w:r>
-        <w:t>Google Maps</w:t>
-      </w:r>
-      <w:r>
-        <w:rPr>
-          <w:rtl/>
-        </w:rPr>
-        <w:t>) להצגת מיקומי קריאות ומתנדבים.</w:t>
       </w:r>
     </w:p>
     <w:p>

--- a/מסמך אפיון מערכת לניהול קריאות חירום ומתנדבים (שוחזר אוטומטית).docx
+++ b/מסמך אפיון מערכת לניהול קריאות חירום ומתנדבים (שוחזר אוטומטית).docx
@@ -2349,41 +2349,6 @@
           <w:rtl/>
         </w:rPr>
         <w:t>המערכת תומכת במספר מוגבל של מתנדבים (עד 20 לקריאה) לשמירה על יעילות.</w:t>
-      </w:r>
-    </w:p>
-    <w:p>
-      <w:pPr>
-        <w:numPr>
-          <w:ilvl w:val="0"/>
-          <w:numId w:val="12"/>
-        </w:numPr>
-        <w:rPr>
-          <w:rtl/>
-        </w:rPr>
-      </w:pPr>
-      <w:r>
-        <w:rPr>
-          <w:rtl/>
-        </w:rPr>
-        <w:t xml:space="preserve">חישוב המרחק הוא </w:t>
-      </w:r>
-      <w:r>
-        <w:t>Euclidean</w:t>
-      </w:r>
-      <w:r>
-        <w:rPr>
-          <w:rtl/>
-        </w:rPr>
-        <w:t xml:space="preserve"> פשוט; ניתן לשדרג לחישוב מדויק יותר (כמו </w:t>
-      </w:r>
-      <w:r>
-        <w:t>Haversine</w:t>
-      </w:r>
-      <w:r>
-        <w:rPr>
-          <w:rtl/>
-        </w:rPr>
-        <w:t>).</w:t>
       </w:r>
     </w:p>
     <w:p>
